--- a/tests/baselines/PNAS_lm.docx
+++ b/tests/baselines/PNAS_lm.docx
@@ -17,14 +17,14 @@
     <w:tbl>
       <w:tblPr>
         <w:tblStyle w:val="Table"/>
-        <w:tblW w:type="pct" w:w="2431"/>
+        <w:tblW w:type="pct" w:w="4375"/>
         <w:tblLayout w:type="fixed"/>
-        <w:tblLook w:firstRow="1" w:lastRow="1" w:firstColumn="0" w:lastColumn="0" w:noHBand="0" w:noVBand="0" w:val="0020"/>
+        <w:tblLook w:firstRow="1" w:lastRow="0" w:firstColumn="0" w:lastColumn="0" w:noHBand="0" w:noVBand="0" w:val="0020"/>
       </w:tblPr>
       <w:tblGrid>
         <w:gridCol w:w="1540"/>
-        <w:gridCol w:w="1100"/>
-        <w:gridCol w:w="1100"/>
+        <w:gridCol w:w="2640"/>
+        <w:gridCol w:w="2640"/>
         <w:gridCol w:w="110"/>
       </w:tblGrid>
       <w:tr>
@@ -89,18 +89,18 @@
               <w:pStyle w:val="Compact"/>
             </w:pPr>
             <w:r>
-              <w:t xml:space="preserve">37.29‡</w:t>
-            </w:r>
-          </w:p>
-        </w:tc>
-        <w:tc>
-          <w:tcPr/>
-          <w:p>
-            <w:pPr>
-              <w:pStyle w:val="Compact"/>
-            </w:pPr>
-            <w:r>
-              <w:t xml:space="preserve">35.85‡</w:t>
+              <w:t xml:space="preserve">37.29‡ [33.45, 41.12]</w:t>
+            </w:r>
+          </w:p>
+        </w:tc>
+        <w:tc>
+          <w:tcPr/>
+          <w:p>
+            <w:pPr>
+              <w:pStyle w:val="Compact"/>
+            </w:pPr>
+            <w:r>
+              <w:t xml:space="preserve">35.85‡ [31.66, 40.03]</w:t>
             </w:r>
           </w:p>
         </w:tc>
@@ -120,46 +120,6 @@
             <w:pPr>
               <w:pStyle w:val="Compact"/>
             </w:pPr>
-          </w:p>
-        </w:tc>
-        <w:tc>
-          <w:tcPr/>
-          <w:p>
-            <w:pPr>
-              <w:pStyle w:val="Compact"/>
-            </w:pPr>
-            <w:r>
-              <w:t xml:space="preserve">(1.88)</w:t>
-            </w:r>
-          </w:p>
-        </w:tc>
-        <w:tc>
-          <w:tcPr/>
-          <w:p>
-            <w:pPr>
-              <w:pStyle w:val="Compact"/>
-            </w:pPr>
-            <w:r>
-              <w:t xml:space="preserve">(2.04)</w:t>
-            </w:r>
-          </w:p>
-        </w:tc>
-        <w:tc>
-          <w:tcPr/>
-          <w:p>
-            <w:pPr>
-              <w:pStyle w:val="Compact"/>
-            </w:pPr>
-          </w:p>
-        </w:tc>
-      </w:tr>
-      <w:tr>
-        <w:tc>
-          <w:tcPr/>
-          <w:p>
-            <w:pPr>
-              <w:pStyle w:val="Compact"/>
-            </w:pPr>
             <w:r>
               <w:t xml:space="preserve">wt</w:t>
             </w:r>
@@ -172,58 +132,18 @@
               <w:pStyle w:val="Compact"/>
             </w:pPr>
             <w:r>
-              <w:t xml:space="preserve">-5.34‡</w:t>
-            </w:r>
-          </w:p>
-        </w:tc>
-        <w:tc>
-          <w:tcPr/>
-          <w:p>
-            <w:pPr>
-              <w:pStyle w:val="Compact"/>
-            </w:pPr>
-            <w:r>
-              <w:t xml:space="preserve">-3.18‡</w:t>
-            </w:r>
-          </w:p>
-        </w:tc>
-        <w:tc>
-          <w:tcPr/>
-          <w:p>
-            <w:pPr>
-              <w:pStyle w:val="Compact"/>
-            </w:pPr>
-          </w:p>
-        </w:tc>
-      </w:tr>
-      <w:tr>
-        <w:tc>
-          <w:tcPr/>
-          <w:p>
-            <w:pPr>
-              <w:pStyle w:val="Compact"/>
-            </w:pPr>
-          </w:p>
-        </w:tc>
-        <w:tc>
-          <w:tcPr/>
-          <w:p>
-            <w:pPr>
-              <w:pStyle w:val="Compact"/>
-            </w:pPr>
-            <w:r>
-              <w:t xml:space="preserve">(0.56)</w:t>
-            </w:r>
-          </w:p>
-        </w:tc>
-        <w:tc>
-          <w:tcPr/>
-          <w:p>
-            <w:pPr>
-              <w:pStyle w:val="Compact"/>
-            </w:pPr>
-            <w:r>
-              <w:t xml:space="preserve">(0.72)</w:t>
+              <w:t xml:space="preserve">-5.34‡ [-6.49, -4.20]</w:t>
+            </w:r>
+          </w:p>
+        </w:tc>
+        <w:tc>
+          <w:tcPr/>
+          <w:p>
+            <w:pPr>
+              <w:pStyle w:val="Compact"/>
+            </w:pPr>
+            <w:r>
+              <w:t xml:space="preserve">-3.18‡ [-4.66, -1.70]</w:t>
             </w:r>
           </w:p>
         </w:tc>
@@ -265,7 +185,7 @@
               <w:pStyle w:val="Compact"/>
             </w:pPr>
             <w:r>
-              <w:t xml:space="preserve">-3.36*</w:t>
+              <w:t xml:space="preserve">-3.36* [-6.24, -0.48]</w:t>
             </w:r>
           </w:p>
         </w:tc>
@@ -277,24 +197,27 @@
             <w:pPr>
               <w:pStyle w:val="Compact"/>
             </w:pPr>
-          </w:p>
-        </w:tc>
-        <w:tc>
-          <w:tcPr/>
-          <w:p>
-            <w:pPr>
-              <w:pStyle w:val="Compact"/>
-            </w:pPr>
-          </w:p>
-        </w:tc>
-        <w:tc>
-          <w:tcPr/>
-          <w:p>
-            <w:pPr>
-              <w:pStyle w:val="Compact"/>
-            </w:pPr>
-            <w:r>
-              <w:t xml:space="preserve">(1.40)</w:t>
+            <w:r>
+              <w:t xml:space="preserve">cyl8</w:t>
+            </w:r>
+          </w:p>
+        </w:tc>
+        <w:tc>
+          <w:tcPr/>
+          <w:p>
+            <w:pPr>
+              <w:pStyle w:val="Compact"/>
+            </w:pPr>
+          </w:p>
+        </w:tc>
+        <w:tc>
+          <w:tcPr/>
+          <w:p>
+            <w:pPr>
+              <w:pStyle w:val="Compact"/>
+            </w:pPr>
+            <w:r>
+              <w:t xml:space="preserve">-3.19 [-7.64, 1.27]</w:t>
             </w:r>
           </w:p>
         </w:tc>
@@ -315,26 +238,26 @@
               <w:pStyle w:val="Compact"/>
             </w:pPr>
             <w:r>
-              <w:t xml:space="preserve">cyl8</w:t>
-            </w:r>
-          </w:p>
-        </w:tc>
-        <w:tc>
-          <w:tcPr/>
-          <w:p>
-            <w:pPr>
-              <w:pStyle w:val="Compact"/>
-            </w:pPr>
-          </w:p>
-        </w:tc>
-        <w:tc>
-          <w:tcPr/>
-          <w:p>
-            <w:pPr>
-              <w:pStyle w:val="Compact"/>
-            </w:pPr>
-            <w:r>
-              <w:t xml:space="preserve">-3.19</w:t>
+              <w:t xml:space="preserve">hp</w:t>
+            </w:r>
+          </w:p>
+        </w:tc>
+        <w:tc>
+          <w:tcPr/>
+          <w:p>
+            <w:pPr>
+              <w:pStyle w:val="Compact"/>
+            </w:pPr>
+          </w:p>
+        </w:tc>
+        <w:tc>
+          <w:tcPr/>
+          <w:p>
+            <w:pPr>
+              <w:pStyle w:val="Compact"/>
+            </w:pPr>
+            <w:r>
+              <w:t xml:space="preserve">-0.02 [-0.05, 0.00]</w:t>
             </w:r>
           </w:p>
         </w:tc>
@@ -354,24 +277,30 @@
             <w:pPr>
               <w:pStyle w:val="Compact"/>
             </w:pPr>
-          </w:p>
-        </w:tc>
-        <w:tc>
-          <w:tcPr/>
-          <w:p>
-            <w:pPr>
-              <w:pStyle w:val="Compact"/>
-            </w:pPr>
-          </w:p>
-        </w:tc>
-        <w:tc>
-          <w:tcPr/>
-          <w:p>
-            <w:pPr>
-              <w:pStyle w:val="Compact"/>
-            </w:pPr>
-            <w:r>
-              <w:t xml:space="preserve">(2.17)</w:t>
+            <w:r>
+              <w:t xml:space="preserve">Num.Obs.</w:t>
+            </w:r>
+          </w:p>
+        </w:tc>
+        <w:tc>
+          <w:tcPr/>
+          <w:p>
+            <w:pPr>
+              <w:pStyle w:val="Compact"/>
+            </w:pPr>
+            <w:r>
+              <w:t xml:space="preserve">32</w:t>
+            </w:r>
+          </w:p>
+        </w:tc>
+        <w:tc>
+          <w:tcPr/>
+          <w:p>
+            <w:pPr>
+              <w:pStyle w:val="Compact"/>
+            </w:pPr>
+            <w:r>
+              <w:t xml:space="preserve">32</w:t>
             </w:r>
           </w:p>
         </w:tc>
@@ -392,126 +321,6 @@
               <w:pStyle w:val="Compact"/>
             </w:pPr>
             <w:r>
-              <w:t xml:space="preserve">hp</w:t>
-            </w:r>
-          </w:p>
-        </w:tc>
-        <w:tc>
-          <w:tcPr/>
-          <w:p>
-            <w:pPr>
-              <w:pStyle w:val="Compact"/>
-            </w:pPr>
-          </w:p>
-        </w:tc>
-        <w:tc>
-          <w:tcPr/>
-          <w:p>
-            <w:pPr>
-              <w:pStyle w:val="Compact"/>
-            </w:pPr>
-            <w:r>
-              <w:t xml:space="preserve">-0.02</w:t>
-            </w:r>
-          </w:p>
-        </w:tc>
-        <w:tc>
-          <w:tcPr/>
-          <w:p>
-            <w:pPr>
-              <w:pStyle w:val="Compact"/>
-            </w:pPr>
-          </w:p>
-        </w:tc>
-      </w:tr>
-      <w:tr>
-        <w:tc>
-          <w:tcPr/>
-          <w:p>
-            <w:pPr>
-              <w:pStyle w:val="Compact"/>
-            </w:pPr>
-          </w:p>
-        </w:tc>
-        <w:tc>
-          <w:tcPr/>
-          <w:p>
-            <w:pPr>
-              <w:pStyle w:val="Compact"/>
-            </w:pPr>
-          </w:p>
-        </w:tc>
-        <w:tc>
-          <w:tcPr/>
-          <w:p>
-            <w:pPr>
-              <w:pStyle w:val="Compact"/>
-            </w:pPr>
-            <w:r>
-              <w:t xml:space="preserve">(0.01)</w:t>
-            </w:r>
-          </w:p>
-        </w:tc>
-        <w:tc>
-          <w:tcPr/>
-          <w:p>
-            <w:pPr>
-              <w:pStyle w:val="Compact"/>
-            </w:pPr>
-          </w:p>
-        </w:tc>
-      </w:tr>
-      <w:tr>
-        <w:tc>
-          <w:tcPr/>
-          <w:p>
-            <w:pPr>
-              <w:pStyle w:val="Compact"/>
-            </w:pPr>
-            <w:r>
-              <w:t xml:space="preserve">Num.Obs.</w:t>
-            </w:r>
-          </w:p>
-        </w:tc>
-        <w:tc>
-          <w:tcPr/>
-          <w:p>
-            <w:pPr>
-              <w:pStyle w:val="Compact"/>
-            </w:pPr>
-            <w:r>
-              <w:t xml:space="preserve">32</w:t>
-            </w:r>
-          </w:p>
-        </w:tc>
-        <w:tc>
-          <w:tcPr/>
-          <w:p>
-            <w:pPr>
-              <w:pStyle w:val="Compact"/>
-            </w:pPr>
-            <w:r>
-              <w:t xml:space="preserve">32</w:t>
-            </w:r>
-          </w:p>
-        </w:tc>
-        <w:tc>
-          <w:tcPr/>
-          <w:p>
-            <w:pPr>
-              <w:pStyle w:val="Compact"/>
-            </w:pPr>
-          </w:p>
-        </w:tc>
-      </w:tr>
-      <w:tr>
-        <w:tc>
-          <w:tcPr/>
-          <w:p>
-            <w:pPr>
-              <w:pStyle w:val="Compact"/>
-            </w:pPr>
-            <w:r>
               <w:t xml:space="preserve">R2</w:t>
             </w:r>
           </w:p>
@@ -544,27 +353,6 @@
             <w:pPr>
               <w:pStyle w:val="Compact"/>
             </w:pPr>
-          </w:p>
-        </w:tc>
-      </w:tr>
-      <w:tr>
-        <w:tc>
-          <w:tcPr>
-            <w:gridSpan w:val="4"/>
-          </w:tcPr>
-          <w:p>
-            <w:pPr>
-              <w:pStyle w:val="Compact"/>
-            </w:pPr>
-            <w:r>
-              <w:t xml:space="preserve">* p &lt; 0.05, † p &lt; 0.01, ‡ p &lt;</w:t>
-            </w:r>
-            <w:r>
-              <w:t xml:space="preserve"> </w:t>
-            </w:r>
-            <w:r>
-              <w:t xml:space="preserve">0.001 |</w:t>
-            </w:r>
           </w:p>
         </w:tc>
       </w:tr>
@@ -578,7 +366,7 @@
           <w:i/>
           <w:iCs/>
         </w:rPr>
-        <w:t xml:space="preserve">Note: 95% confidence intervals in parentheses.</w:t>
+        <w:t xml:space="preserve">Note: 95% confidence intervals in brackets.</w:t>
       </w:r>
     </w:p>
     <w:p>
